--- a/Semana4/informe/MCDI504_S4_2_GRUPO6.docx
+++ b/Semana4/informe/MCDI504_S4_2_GRUPO6.docx
@@ -175,7 +175,7 @@
           <w:i/>
           <w:sz w:val="22"/>
         </w:rPr>
-        <w:t>Repositorio: mcdi504-machine-learning-1 (enlace público a adjuntar en Canvas tras la publicación)</w:t>
+        <w:t>Repositorio: https://github.com/edocontreras/mcdi504-machine-learning-1</w:t>
       </w:r>
     </w:p>
     <w:p>
@@ -4897,7 +4897,7 @@
           <w:i w:val="0"/>
           <w:sz w:val="22"/>
         </w:rPr>
-        <w:t>Repositorio del proyecto: `mcdi504-machine-learning-1`. La URL pública debe adjuntarse en Canvas una vez publicado el repositorio; no se incorpora una URL inventada en este documento.</w:t>
+        <w:t>Repositorio del proyecto: https://github.com/edocontreras/mcdi504-machine-learning-1. El enlace corresponde a la versión pública del repositorio utilizada para la entrega y permite verificar la trazabilidad entre notebook, resultados, figuras e informe.</w:t>
       </w:r>
     </w:p>
     <w:p>

--- a/Semana4/informe/MCDI504_S4_2_GRUPO6.docx
+++ b/Semana4/informe/MCDI504_S4_2_GRUPO6.docx
@@ -11569,7 +11569,7 @@
                 <w:color w:val="000000"/>
                 <w:sz w:val="15"/>
               </w:rPr>
-              <w:t>Secciones 2, 3, 4 y 6</w:t>
+              <w:t>Notebook: secciones 2, 3, 4 y 6</w:t>
             </w:r>
           </w:p>
         </w:tc>
@@ -11641,7 +11641,7 @@
                 <w:color w:val="000000"/>
                 <w:sz w:val="15"/>
               </w:rPr>
-              <w:t>Sección 6</w:t>
+              <w:t>Notebook: sección 6</w:t>
             </w:r>
           </w:p>
         </w:tc>
@@ -11714,7 +11714,7 @@
                 <w:color w:val="000000"/>
                 <w:sz w:val="15"/>
               </w:rPr>
-              <w:t>Sección 6</w:t>
+              <w:t>Notebook: sección 6</w:t>
             </w:r>
           </w:p>
         </w:tc>
@@ -12076,7 +12076,7 @@
                 <w:color w:val="000000"/>
                 <w:sz w:val="15"/>
               </w:rPr>
-              <w:t>Sección 5</w:t>
+              <w:t>Notebook: sección 5</w:t>
             </w:r>
           </w:p>
         </w:tc>
@@ -12149,7 +12149,7 @@
                 <w:color w:val="000000"/>
                 <w:sz w:val="15"/>
               </w:rPr>
-              <w:t>Sección 4 y costo observado</w:t>
+              <w:t>Notebook: sección 4 y costo observado</w:t>
             </w:r>
           </w:p>
         </w:tc>
@@ -12294,7 +12294,7 @@
                 <w:color w:val="000000"/>
                 <w:sz w:val="15"/>
               </w:rPr>
-              <w:t>Sección 5 y control final</w:t>
+              <w:t>Notebook: sección 5 y control final</w:t>
             </w:r>
           </w:p>
         </w:tc>
